--- a/docs/client-review/Live-En-Synergy Portal Review Response.docx
+++ b/docs/client-review/Live-En-Synergy Portal Review Response.docx
@@ -5,7 +5,7 @@
     <w:sectPr>
       <w:pgSz w:w="12240" w:h="15840" w:orient="portrait"/>
       <w:pgMar w:top="1000" w:right="1000" w:bottom="1000" w:left="1000" w:header="undefined" w:footer="undefined" w:gutter="undefined"/>
-      <w:footerReference r:id="rId37" w:type="default"/>
+      <w:footerReference r:id="rId40" w:type="default"/>
     </w:sectPr>
     <w:p>
       <w:pPr>
@@ -530,7 +530,7 @@
             </w:pPr>
             <w:r>
               <w:rPr/>
-              <w:t xml:space="preserve">4</w:t>
+              <w:t xml:space="preserve">5</w:t>
             </w:r>
           </w:p>
         </w:tc>
@@ -551,7 +551,7 @@
               <w:rPr>
                 <w:b/>
               </w:rPr>
-              <w:t xml:space="preserve">18</w:t>
+              <w:t xml:space="preserve">19</w:t>
             </w:r>
           </w:p>
         </w:tc>
@@ -692,7 +692,7 @@
             </w:pPr>
             <w:r>
               <w:rPr/>
-              <w:t xml:space="preserve">2</w:t>
+              <w:t xml:space="preserve">1</w:t>
             </w:r>
           </w:p>
         </w:tc>
@@ -713,7 +713,7 @@
               <w:rPr>
                 <w:b/>
               </w:rPr>
-              <w:t xml:space="preserve">4</w:t>
+              <w:t xml:space="preserve">3</w:t>
             </w:r>
           </w:p>
         </w:tc>
@@ -1012,12 +1012,12 @@
           <wp:inline distB="0" distL="0" distR="0" distT="0">
             <wp:extent cx="6502400" cy="4617720"/>
             <wp:effectExtent b="0" l="0" r="0" t="0"/>
-            <wp:docPr id="1" name="image-Kd_ZNfkH4nmN0fAX-k_Cb.png"/>
+            <wp:docPr id="1" name="image-W1QDt4gcQHT8GiksvuPvG.png"/>
             <a:graphic>
               <a:graphicData uri="http://schemas.openxmlformats.org/drawingml/2006/picture">
                 <pic:pic>
                   <pic:nvPicPr>
-                    <pic:cNvPr id="1" name="image-Kd_ZNfkH4nmN0fAX-k_Cb.png" descr="Overview — confirmed sponsorships"/>
+                    <pic:cNvPr id="1" name="image-W1QDt4gcQHT8GiksvuPvG.png" descr="Overview — confirmed sponsorships"/>
                     <pic:cNvPicPr/>
                   </pic:nvPicPr>
                   <pic:blipFill>
@@ -1086,12 +1086,12 @@
           <wp:inline distB="0" distL="0" distR="0" distT="0">
             <wp:extent cx="6502400" cy="3657600"/>
             <wp:effectExtent b="0" l="0" r="0" t="0"/>
-            <wp:docPr id="2" name="image-ZLBIxtgh6iAWUYhFWukD0.png"/>
+            <wp:docPr id="2" name="image-Mv6ms2eN--U4iRe3KMRld.png"/>
             <a:graphic>
               <a:graphicData uri="http://schemas.openxmlformats.org/drawingml/2006/picture">
                 <pic:pic>
                   <pic:nvPicPr>
-                    <pic:cNvPr id="2" name="image-ZLBIxtgh6iAWUYhFWukD0.png" descr="Campaign intro and placeholder"/>
+                    <pic:cNvPr id="2" name="image-Mv6ms2eN--U4iRe3KMRld.png" descr="Campaign intro and placeholder"/>
                     <pic:cNvPicPr/>
                   </pic:nvPicPr>
                   <pic:blipFill>
@@ -1150,12 +1150,12 @@
           <wp:inline distB="0" distL="0" distR="0" distT="0">
             <wp:extent cx="6502400" cy="12000364"/>
             <wp:effectExtent b="0" l="0" r="0" t="0"/>
-            <wp:docPr id="3" name="image-S9H1W1861daOHJ8MF08LM.png"/>
+            <wp:docPr id="3" name="image-HdJ_pc9qqkX6VSm4zLIEi.png"/>
             <a:graphic>
               <a:graphicData uri="http://schemas.openxmlformats.org/drawingml/2006/picture">
                 <pic:pic>
                   <pic:nvPicPr>
-                    <pic:cNvPr id="3" name="image-S9H1W1861daOHJ8MF08LM.png" descr="Estimated breakdown beside budget"/>
+                    <pic:cNvPr id="3" name="image-HdJ_pc9qqkX6VSm4zLIEi.png" descr="Estimated breakdown beside budget"/>
                     <pic:cNvPicPr/>
                   </pic:nvPicPr>
                   <pic:blipFill>
@@ -1255,12 +1255,12 @@
           <wp:inline distB="0" distL="0" distR="0" distT="0">
             <wp:extent cx="6502400" cy="12132527"/>
             <wp:effectExtent b="0" l="0" r="0" t="0"/>
-            <wp:docPr id="4" name="image-nGmWvaOZ_1skRMXSDYNno.png"/>
+            <wp:docPr id="4" name="image-ckzzEAPmFm3OOyjsLQRaI.png"/>
             <a:graphic>
               <a:graphicData uri="http://schemas.openxmlformats.org/drawingml/2006/picture">
                 <pic:pic>
                   <pic:nvPicPr>
-                    <pic:cNvPr id="4" name="image-nGmWvaOZ_1skRMXSDYNno.png" descr="Budget below minimum"/>
+                    <pic:cNvPr id="4" name="image-ckzzEAPmFm3OOyjsLQRaI.png" descr="Budget below minimum"/>
                     <pic:cNvPicPr/>
                   </pic:nvPicPr>
                   <pic:blipFill>
@@ -1349,12 +1349,12 @@
           <wp:inline distB="0" distL="0" distR="0" distT="0">
             <wp:extent cx="6502400" cy="3657600"/>
             <wp:effectExtent b="0" l="0" r="0" t="0"/>
-            <wp:docPr id="5" name="image-Hg7QcTHM1dSRP_FN-RS8g.png"/>
+            <wp:docPr id="5" name="image-ZIGx9rws44H_BYNczm9-3.png"/>
             <a:graphic>
               <a:graphicData uri="http://schemas.openxmlformats.org/drawingml/2006/picture">
                 <pic:pic>
                   <pic:nvPicPr>
-                    <pic:cNvPr id="5" name="image-Hg7QcTHM1dSRP_FN-RS8g.png" descr="Artist / event categories"/>
+                    <pic:cNvPr id="5" name="image-ZIGx9rws44H_BYNczm9-3.png" descr="Artist / event categories"/>
                     <pic:cNvPicPr/>
                   </pic:nvPicPr>
                   <pic:blipFill>
@@ -1428,12 +1428,12 @@
           <wp:inline distB="0" distL="0" distR="0" distT="0">
             <wp:extent cx="6502400" cy="10210800"/>
             <wp:effectExtent b="0" l="0" r="0" t="0"/>
-            <wp:docPr id="6" name="image-AwT8oEoL5velHnwZOkIA_.png"/>
+            <wp:docPr id="6" name="image-WkfSR8apzlwx8hLCDzR_l.png"/>
             <a:graphic>
               <a:graphicData uri="http://schemas.openxmlformats.org/drawingml/2006/picture">
                 <pic:pic>
                   <pic:nvPicPr>
-                    <pic:cNvPr id="6" name="image-AwT8oEoL5velHnwZOkIA_.png" descr="Campaign artwork and manager details"/>
+                    <pic:cNvPr id="6" name="image-WkfSR8apzlwx8hLCDzR_l.png" descr="Campaign artwork and manager details"/>
                     <pic:cNvPicPr/>
                   </pic:nvPicPr>
                   <pic:blipFill>
@@ -1515,14 +1515,14 @@
         <w:rPr/>
         <w:drawing>
           <wp:inline distB="0" distL="0" distR="0" distT="0">
-            <wp:extent cx="6502400" cy="21198881"/>
+            <wp:extent cx="6502400" cy="22038114"/>
             <wp:effectExtent b="0" l="0" r="0" t="0"/>
-            <wp:docPr id="7" name="image-qFPkeSR9wLAYfFmezXzTs.png"/>
+            <wp:docPr id="7" name="image-qmokIKs18FgUHxyTHmV0k.png"/>
             <a:graphic>
               <a:graphicData uri="http://schemas.openxmlformats.org/drawingml/2006/picture">
                 <pic:pic>
                   <pic:nvPicPr>
-                    <pic:cNvPr id="7" name="image-qFPkeSR9wLAYfFmezXzTs.png" descr="Before linking a listing"/>
+                    <pic:cNvPr id="7" name="image-qmokIKs18FgUHxyTHmV0k.png" descr="Before linking a listing"/>
                     <pic:cNvPicPr/>
                   </pic:nvPicPr>
                   <pic:blipFill>
@@ -1535,7 +1535,7 @@
                   <pic:spPr>
                     <a:xfrm>
                       <a:off x="0" y="0"/>
-                      <a:ext cx="6502400" cy="21198881"/>
+                      <a:ext cx="6502400" cy="22038114"/>
                     </a:xfrm>
                     <a:prstGeom prst="rect"/>
                   </pic:spPr>
@@ -1569,14 +1569,14 @@
         <w:rPr/>
         <w:drawing>
           <wp:inline distB="0" distL="0" distR="0" distT="0">
-            <wp:extent cx="6502400" cy="21198881"/>
+            <wp:extent cx="6502400" cy="22038114"/>
             <wp:effectExtent b="0" l="0" r="0" t="0"/>
-            <wp:docPr id="8" name="image-PzGzBQCE6mmP7uAki-Mnv.png"/>
+            <wp:docPr id="8" name="image-6GMVYxDuiQeyMRxCHjPqj.png"/>
             <a:graphic>
               <a:graphicData uri="http://schemas.openxmlformats.org/drawingml/2006/picture">
                 <pic:pic>
                   <pic:nvPicPr>
-                    <pic:cNvPr id="8" name="image-PzGzBQCE6mmP7uAki-Mnv.png" descr="Autofilled from the listing"/>
+                    <pic:cNvPr id="8" name="image-6GMVYxDuiQeyMRxCHjPqj.png" descr="Autofilled from the listing"/>
                     <pic:cNvPicPr/>
                   </pic:nvPicPr>
                   <pic:blipFill>
@@ -1589,7 +1589,7 @@
                   <pic:spPr>
                     <a:xfrm>
                       <a:off x="0" y="0"/>
-                      <a:ext cx="6502400" cy="21198881"/>
+                      <a:ext cx="6502400" cy="22038114"/>
                     </a:xfrm>
                     <a:prstGeom prst="rect"/>
                   </pic:spPr>
@@ -1660,14 +1660,14 @@
         <w:rPr/>
         <w:drawing>
           <wp:inline distB="0" distL="0" distR="0" distT="0">
-            <wp:extent cx="6502400" cy="17576800"/>
+            <wp:extent cx="6502400" cy="18221960"/>
             <wp:effectExtent b="0" l="0" r="0" t="0"/>
-            <wp:docPr id="9" name="image-sxm4_rcTukskT85nDxfpi.png"/>
+            <wp:docPr id="9" name="image-MdkXalWS1-GCB9xgcBY7B.png"/>
             <a:graphic>
               <a:graphicData uri="http://schemas.openxmlformats.org/drawingml/2006/picture">
                 <pic:pic>
                   <pic:nvPicPr>
-                    <pic:cNvPr id="9" name="image-sxm4_rcTukskT85nDxfpi.png" descr="Banner, branding guidelines and assets"/>
+                    <pic:cNvPr id="9" name="image-MdkXalWS1-GCB9xgcBY7B.png" descr="Banner, branding guidelines and assets"/>
                     <pic:cNvPicPr/>
                   </pic:nvPicPr>
                   <pic:blipFill>
@@ -1680,7 +1680,7 @@
                   <pic:spPr>
                     <a:xfrm>
                       <a:off x="0" y="0"/>
-                      <a:ext cx="6502400" cy="17576800"/>
+                      <a:ext cx="6502400" cy="18221960"/>
                     </a:xfrm>
                     <a:prstGeom prst="rect"/>
                   </pic:spPr>
@@ -1736,12 +1736,12 @@
           <wp:inline distB="0" distL="0" distR="0" distT="0">
             <wp:extent cx="6502400" cy="3657600"/>
             <wp:effectExtent b="0" l="0" r="0" t="0"/>
-            <wp:docPr id="10" name="image--vmeZueGXNT6NaCWlp0_5.png"/>
+            <wp:docPr id="10" name="image-onMNC423gbWGDRKXhT2dj.png"/>
             <a:graphic>
               <a:graphicData uri="http://schemas.openxmlformats.org/drawingml/2006/picture">
                 <pic:pic>
                   <pic:nvPicPr>
-                    <pic:cNvPr id="10" name="image--vmeZueGXNT6NaCWlp0_5.png" descr="Participation deadline and attendance"/>
+                    <pic:cNvPr id="10" name="image-onMNC423gbWGDRKXhT2dj.png" descr="Participation deadline and attendance"/>
                     <pic:cNvPicPr/>
                   </pic:nvPicPr>
                   <pic:blipFill>
@@ -1840,12 +1840,12 @@
           <wp:inline distB="0" distL="0" distR="0" distT="0">
             <wp:extent cx="6502400" cy="3657600"/>
             <wp:effectExtent b="0" l="0" r="0" t="0"/>
-            <wp:docPr id="11" name="image-zRJa-4gq_NO86mXZaA2uK.png"/>
+            <wp:docPr id="11" name="image-Sf9zXIwx5TJcKd1lmBvyo.png"/>
             <a:graphic>
               <a:graphicData uri="http://schemas.openxmlformats.org/drawingml/2006/picture">
                 <pic:pic>
                   <pic:nvPicPr>
-                    <pic:cNvPr id="11" name="image-zRJa-4gq_NO86mXZaA2uK.png" descr="Sponsored events grouped by status"/>
+                    <pic:cNvPr id="11" name="image-Sf9zXIwx5TJcKd1lmBvyo.png" descr="Sponsored events grouped by status"/>
                     <pic:cNvPicPr/>
                   </pic:nvPicPr>
                   <pic:blipFill>
@@ -1924,12 +1924,12 @@
           <wp:inline distB="0" distL="0" distR="0" distT="0">
             <wp:extent cx="6502400" cy="7767320"/>
             <wp:effectExtent b="0" l="0" r="0" t="0"/>
-            <wp:docPr id="12" name="image-E3YMIE2Zx8q6_AlZzHB3D.png"/>
+            <wp:docPr id="12" name="image-m4CGwJnpEtPfRlwigpPd5.png"/>
             <a:graphic>
               <a:graphicData uri="http://schemas.openxmlformats.org/drawingml/2006/picture">
                 <pic:pic>
                   <pic:nvPicPr>
-                    <pic:cNvPr id="12" name="image-E3YMIE2Zx8q6_AlZzHB3D.png" descr="Sponsored event detail"/>
+                    <pic:cNvPr id="12" name="image-m4CGwJnpEtPfRlwigpPd5.png" descr="Sponsored event detail"/>
                     <pic:cNvPicPr/>
                   </pic:nvPicPr>
                   <pic:blipFill>
@@ -2120,12 +2120,12 @@
           <wp:inline distB="0" distL="0" distR="0" distT="0">
             <wp:extent cx="6502400" cy="3657600"/>
             <wp:effectExtent b="0" l="0" r="0" t="0"/>
-            <wp:docPr id="13" name="image-u_evEFGeTsUh6zdUtRAdC.png"/>
+            <wp:docPr id="13" name="image-4CdLgls2rYrJoZVb-uwzt.png"/>
             <a:graphic>
               <a:graphicData uri="http://schemas.openxmlformats.org/drawingml/2006/picture">
                 <pic:pic>
                   <pic:nvPicPr>
-                    <pic:cNvPr id="13" name="image-u_evEFGeTsUh6zdUtRAdC.png" descr="Discover events with filters and tile state"/>
+                    <pic:cNvPr id="13" name="image-4CdLgls2rYrJoZVb-uwzt.png" descr="Discover events with filters and tile state"/>
                     <pic:cNvPicPr/>
                   </pic:nvPicPr>
                   <pic:blipFill>
@@ -2211,12 +2211,12 @@
           <wp:inline distB="0" distL="0" distR="0" distT="0">
             <wp:extent cx="6502400" cy="13299440"/>
             <wp:effectExtent b="0" l="0" r="0" t="0"/>
-            <wp:docPr id="14" name="image-_rlvJuOe90wvOemweOmGq.png"/>
+            <wp:docPr id="14" name="image-_8H71TvQAVXrWiYccAgka.png"/>
             <a:graphic>
               <a:graphicData uri="http://schemas.openxmlformats.org/drawingml/2006/picture">
                 <pic:pic>
                   <pic:nvPicPr>
-                    <pic:cNvPr id="14" name="image-_rlvJuOe90wvOemweOmGq.png" descr="Logo and banner selected"/>
+                    <pic:cNvPr id="14" name="image-_8H71TvQAVXrWiYccAgka.png" descr="Logo and banner selected"/>
                     <pic:cNvPicPr/>
                   </pic:nvPicPr>
                   <pic:blipFill>
@@ -2294,12 +2294,12 @@
           <wp:inline distB="0" distL="0" distR="0" distT="0">
             <wp:extent cx="6502400" cy="3657600"/>
             <wp:effectExtent b="0" l="0" r="0" t="0"/>
-            <wp:docPr id="15" name="image-bZFRoUs6E3f6DWm9kfZBF.png"/>
+            <wp:docPr id="15" name="image-beUdUHNtZcdXEvRkyVPdB.png"/>
             <a:graphic>
               <a:graphicData uri="http://schemas.openxmlformats.org/drawingml/2006/picture">
                 <pic:pic>
                   <pic:nvPicPr>
-                    <pic:cNvPr id="15" name="image-bZFRoUs6E3f6DWm9kfZBF.png" descr="Upload saved successfully"/>
+                    <pic:cNvPr id="15" name="image-beUdUHNtZcdXEvRkyVPdB.png" descr="Upload saved successfully"/>
                     <pic:cNvPicPr/>
                   </pic:nvPicPr>
                   <pic:blipFill>
@@ -2388,12 +2388,12 @@
           <wp:inline distB="0" distL="0" distR="0" distT="0">
             <wp:extent cx="6502400" cy="3657600"/>
             <wp:effectExtent b="0" l="0" r="0" t="0"/>
-            <wp:docPr id="16" name="image-Ydg9Khapa7EEIZjGQK3Pz.png"/>
+            <wp:docPr id="16" name="image-HVVF5ItxSKbg3B439kAVM.png"/>
             <a:graphic>
               <a:graphicData uri="http://schemas.openxmlformats.org/drawingml/2006/picture">
                 <pic:pic>
                   <pic:nvPicPr>
-                    <pic:cNvPr id="16" name="image-Ydg9Khapa7EEIZjGQK3Pz.png" descr="Messages split into two categories"/>
+                    <pic:cNvPr id="16" name="image-HVVF5ItxSKbg3B439kAVM.png" descr="Messages split into two categories"/>
                     <pic:cNvPicPr/>
                   </pic:nvPicPr>
                   <pic:blipFill>
@@ -2472,12 +2472,12 @@
           <wp:inline distB="0" distL="0" distR="0" distT="0">
             <wp:extent cx="6502400" cy="3657600"/>
             <wp:effectExtent b="0" l="0" r="0" t="0"/>
-            <wp:docPr id="17" name="image-lJZD8b_rMSY_2NKtSURQO.png"/>
+            <wp:docPr id="17" name="image-PC2LTmN2pRH000yoiwaSJ.png"/>
             <a:graphic>
               <a:graphicData uri="http://schemas.openxmlformats.org/drawingml/2006/picture">
                 <pic:pic>
                   <pic:nvPicPr>
-                    <pic:cNvPr id="17" name="image-lJZD8b_rMSY_2NKtSURQO.png" descr="Messages, attachments and links"/>
+                    <pic:cNvPr id="17" name="image-PC2LTmN2pRH000yoiwaSJ.png" descr="Messages, attachments and links"/>
                     <pic:cNvPicPr/>
                   </pic:nvPicPr>
                   <pic:blipFill>
@@ -2656,12 +2656,12 @@
           <wp:inline distB="0" distL="0" distR="0" distT="0">
             <wp:extent cx="6502400" cy="7635240"/>
             <wp:effectExtent b="0" l="0" r="0" t="0"/>
-            <wp:docPr id="18" name="image-0fZlJsTza_PAZ5SSGbEnf.png"/>
+            <wp:docPr id="18" name="image-WHMvDLLvXH0Fl6gPHKyw2.png"/>
             <a:graphic>
               <a:graphicData uri="http://schemas.openxmlformats.org/drawingml/2006/picture">
                 <pic:pic>
                   <pic:nvPicPr>
-                    <pic:cNvPr id="18" name="image-0fZlJsTza_PAZ5SSGbEnf.png" descr="Repository"/>
+                    <pic:cNvPr id="18" name="image-WHMvDLLvXH0Fl6gPHKyw2.png" descr="Repository"/>
                     <pic:cNvPicPr/>
                   </pic:nvPicPr>
                   <pic:blipFill>
@@ -2740,12 +2740,12 @@
           <wp:inline distB="0" distL="0" distR="0" distT="0">
             <wp:extent cx="6502400" cy="3708400"/>
             <wp:effectExtent b="0" l="0" r="0" t="0"/>
-            <wp:docPr id="19" name="image-HfGqxBAPxcJ4Dhjs0neNR.png"/>
+            <wp:docPr id="19" name="image-LgNdeUozB711wpzCnnex9.png"/>
             <a:graphic>
               <a:graphicData uri="http://schemas.openxmlformats.org/drawingml/2006/picture">
                 <pic:pic>
                   <pic:nvPicPr>
-                    <pic:cNvPr id="19" name="image-HfGqxBAPxcJ4Dhjs0neNR.png" descr="Artist overview"/>
+                    <pic:cNvPr id="19" name="image-LgNdeUozB711wpzCnnex9.png" descr="Artist overview"/>
                     <pic:cNvPicPr/>
                   </pic:nvPicPr>
                   <pic:blipFill>
@@ -2804,12 +2804,12 @@
           <wp:inline distB="0" distL="0" distR="0" distT="0">
             <wp:extent cx="6502400" cy="3657600"/>
             <wp:effectExtent b="0" l="0" r="0" t="0"/>
-            <wp:docPr id="20" name="image-u9ixkAPPQSnvSG0pDBcfm.png"/>
+            <wp:docPr id="20" name="image-6vCxSPxJgcwq93PyLV391.png"/>
             <a:graphic>
               <a:graphicData uri="http://schemas.openxmlformats.org/drawingml/2006/picture">
                 <pic:pic>
                   <pic:nvPicPr>
-                    <pic:cNvPr id="20" name="image-u9ixkAPPQSnvSG0pDBcfm.png" descr="My published events"/>
+                    <pic:cNvPr id="20" name="image-6vCxSPxJgcwq93PyLV391.png" descr="My published events"/>
                     <pic:cNvPicPr/>
                   </pic:nvPicPr>
                   <pic:blipFill>
@@ -2843,12 +2843,12 @@
           <wp:inline distB="0" distL="0" distR="0" distT="0">
             <wp:extent cx="6502400" cy="3657600"/>
             <wp:effectExtent b="0" l="0" r="0" t="0"/>
-            <wp:docPr id="21" name="image-c8OG699_3j4qbTJOOcM9m.png"/>
+            <wp:docPr id="21" name="image-FKluSI26Z894U7fuyxyQU.png"/>
             <a:graphic>
               <a:graphicData uri="http://schemas.openxmlformats.org/drawingml/2006/picture">
                 <pic:pic>
                   <pic:nvPicPr>
-                    <pic:cNvPr id="21" name="image-c8OG699_3j4qbTJOOcM9m.png" descr="My sponsored events"/>
+                    <pic:cNvPr id="21" name="image-FKluSI26Z894U7fuyxyQU.png" descr="My sponsored events"/>
                     <pic:cNvPicPr/>
                   </pic:nvPicPr>
                   <pic:blipFill>
@@ -2905,14 +2905,14 @@
         <w:rPr/>
         <w:drawing>
           <wp:inline distB="0" distL="0" distR="0" distT="0">
-            <wp:extent cx="6502400" cy="8503920"/>
+            <wp:extent cx="6502400" cy="9133840"/>
             <wp:effectExtent b="0" l="0" r="0" t="0"/>
-            <wp:docPr id="22" name="image--jaT-9Fndr1xRVZzuNSTa.png"/>
+            <wp:docPr id="22" name="image-icc02_OhPRWFgHCsG2Wkk.png"/>
             <a:graphic>
               <a:graphicData uri="http://schemas.openxmlformats.org/drawingml/2006/picture">
                 <pic:pic>
                   <pic:nvPicPr>
-                    <pic:cNvPr id="22" name="image--jaT-9Fndr1xRVZzuNSTa.png" descr="New event artwork"/>
+                    <pic:cNvPr id="22" name="image-icc02_OhPRWFgHCsG2Wkk.png" descr="New event artwork"/>
                     <pic:cNvPicPr/>
                   </pic:nvPicPr>
                   <pic:blipFill>
@@ -2925,7 +2925,7 @@
                   <pic:spPr>
                     <a:xfrm>
                       <a:off x="0" y="0"/>
-                      <a:ext cx="6502400" cy="8503920"/>
+                      <a:ext cx="6502400" cy="9133840"/>
                     </a:xfrm>
                     <a:prstGeom prst="rect"/>
                   </pic:spPr>
@@ -2949,45 +2949,39 @@
         <w:rPr>
           <w:b/>
         </w:rPr>
-        <w:t xml:space="preserve">Not done</w:t>
-      </w:r>
-    </w:p>
-    <w:p>
-      <w:pPr>
-        <w:spacing w:lineRule="auto"/>
-      </w:pPr>
-      <w:r>
-        <w:rPr/>
-        <w:t xml:space="preserve">Creating a sponsored event is currently </w:t>
-      </w:r>
-      <w:r>
-        <w:rPr>
-          <w:b/>
-        </w:rPr>
-        <w:t xml:space="preserve">restricted to brands</w:t>
-      </w:r>
-      <w:r>
-        <w:rPr/>
-        <w:t xml:space="preserve">. An artist navigating to that screen is returned to their dashboard, as the screenshot shows.</w:t>
-      </w:r>
-    </w:p>
-    <w:p>
-      <w:pPr>
-        <w:spacing w:lineRule="auto"/>
-      </w:pPr>
-      <w:r>
-        <w:rPr/>
-        <w:t xml:space="preserve">The nearest equivalent available to an artist today is </w:t>
-      </w:r>
-      <w:r>
-        <w:rPr>
-          <w:b/>
-        </w:rPr>
-        <w:t xml:space="preserve">Discover campaigns → Register interest</w:t>
-      </w:r>
-      <w:r>
-        <w:rPr/>
-        <w:t xml:space="preserve">, which notifies the Live·En·Synergy team to broker the match rather than creating the sponsorship directly. Opening this up to artists is a design decision as much as a build one — it would let an artist propose terms against a brand's budget — so we would like your direction before building it.</w:t>
+        <w:t xml:space="preserve">Done</w:t>
+      </w:r>
+      <w:r>
+        <w:rPr/>
+        <w:t xml:space="preserve">(built after the 27 Jul standup)</w:t>
+      </w:r>
+    </w:p>
+    <w:p>
+      <w:pPr>
+        <w:spacing w:lineRule="auto"/>
+      </w:pPr>
+      <w:r>
+        <w:rPr/>
+        <w:t xml:space="preserve">At the time of the first review this was restricted to brands, and an artist was returned to their dashboard. Following the decision aligned on 27 July, </w:t>
+      </w:r>
+      <w:r>
+        <w:rPr>
+          <w:b/>
+        </w:rPr>
+        <w:t xml:space="preserve">either side may now initiate</w:t>
+      </w:r>
+      <w:r>
+        <w:rPr/>
+        <w:t xml:space="preserve">.</w:t>
+      </w:r>
+    </w:p>
+    <w:p>
+      <w:pPr>
+        <w:spacing w:lineRule="auto"/>
+      </w:pPr>
+      <w:r>
+        <w:rPr/>
+        <w:t xml:space="preserve">An artist proposes against one of the brand's open campaign briefs — the brief is what identifies which brand the proposal goes to. Whoever creates the sponsorship has, by definition, agreed to the terms they've just written, so their side is marked agreed and the other party receives it to review. The deal confirms when both have agreed, exactly as before.</w:t>
       </w:r>
     </w:p>
     <w:p>
@@ -2998,14 +2992,14 @@
         <w:rPr/>
         <w:drawing>
           <wp:inline distB="0" distL="0" distR="0" distT="0">
-            <wp:extent cx="6502400" cy="3708400"/>
+            <wp:extent cx="6502400" cy="18211800"/>
             <wp:effectExtent b="0" l="0" r="0" t="0"/>
-            <wp:docPr id="23" name="image-UxKfrBYKnkhIy6qgds7Wq.png"/>
+            <wp:docPr id="23" name="image-Kl4LVPecAg5oS7Yb_XHsi.png"/>
             <a:graphic>
               <a:graphicData uri="http://schemas.openxmlformats.org/drawingml/2006/picture">
                 <pic:pic>
                   <pic:nvPicPr>
-                    <pic:cNvPr id="23" name="image-UxKfrBYKnkhIy6qgds7Wq.png" descr="Artist redirected away"/>
+                    <pic:cNvPr id="23" name="image-Kl4LVPecAg5oS7Yb_XHsi.png" descr="Artist can propose a sponsorship"/>
                     <pic:cNvPicPr/>
                   </pic:nvPicPr>
                   <pic:blipFill>
@@ -3018,7 +3012,7 @@
                   <pic:spPr>
                     <a:xfrm>
                       <a:off x="0" y="0"/>
-                      <a:ext cx="6502400" cy="3708400"/>
+                      <a:ext cx="6502400" cy="18211800"/>
                     </a:xfrm>
                     <a:prstGeom prst="rect"/>
                   </pic:spPr>
@@ -3031,55 +3025,20 @@
     </w:p>
     <w:p>
       <w:pPr>
-        <w:pStyle w:val="Heading3"/>
-        <w:spacing w:lineRule="auto"/>
-      </w:pPr>
-      <w:r>
-        <w:rPr/>
-        <w:t xml:space="preserve">A-DC-01 — "Can Discover Campaigns be created like Discover Events, with filters?" — </w:t>
-      </w:r>
-      <w:r>
-        <w:rPr>
-          <w:b/>
-        </w:rPr>
-        <w:t xml:space="preserve">Done</w:t>
-      </w:r>
-    </w:p>
-    <w:p>
-      <w:pPr>
-        <w:spacing w:lineRule="auto"/>
-      </w:pPr>
-      <w:r>
-        <w:rPr/>
-        <w:t xml:space="preserve">Artists and organisers can browse open campaign briefs, filtered by </w:t>
-      </w:r>
-      <w:r>
-        <w:rPr>
-          <w:b/>
-        </w:rPr>
-        <w:t xml:space="preserve">brand or keyword, location, category and minimum budget</w:t>
-      </w:r>
-      <w:r>
-        <w:rPr/>
-        <w:t xml:space="preserve">. Sponsor contact details are deliberately withheld from this view — the team brokers the introduction.</w:t>
-      </w:r>
-    </w:p>
-    <w:p>
-      <w:pPr>
         <w:spacing w:lineRule="auto"/>
       </w:pPr>
       <w:r>
         <w:rPr/>
         <w:drawing>
           <wp:inline distB="0" distL="0" distR="0" distT="0">
-            <wp:extent cx="6502400" cy="4770120"/>
+            <wp:extent cx="6502400" cy="9387840"/>
             <wp:effectExtent b="0" l="0" r="0" t="0"/>
-            <wp:docPr id="24" name="image-e5AdLx9O4XZtcswaZEGvC.png"/>
+            <wp:docPr id="24" name="image-nLsNGPZt-_cAiNNqv_VjS.png"/>
             <a:graphic>
               <a:graphicData uri="http://schemas.openxmlformats.org/drawingml/2006/picture">
                 <pic:pic>
                   <pic:nvPicPr>
-                    <pic:cNvPr id="24" name="image-e5AdLx9O4XZtcswaZEGvC.png" descr="Discover campaigns"/>
+                    <pic:cNvPr id="24" name="image-nLsNGPZt-_cAiNNqv_VjS.png" descr="Artist-initiated sponsorship created"/>
                     <pic:cNvPicPr/>
                   </pic:nvPicPr>
                   <pic:blipFill>
@@ -3092,7 +3051,7 @@
                   <pic:spPr>
                     <a:xfrm>
                       <a:off x="0" y="0"/>
-                      <a:ext cx="6502400" cy="4770120"/>
+                      <a:ext cx="6502400" cy="9387840"/>
                     </a:xfrm>
                     <a:prstGeom prst="rect"/>
                   </pic:spPr>
@@ -3110,6 +3069,80 @@
       </w:pPr>
       <w:r>
         <w:rPr/>
+        <w:t xml:space="preserve">A-DC-01 — "Can Discover Campaigns be created like Discover Events, with filters?" — </w:t>
+      </w:r>
+      <w:r>
+        <w:rPr>
+          <w:b/>
+        </w:rPr>
+        <w:t xml:space="preserve">Done</w:t>
+      </w:r>
+    </w:p>
+    <w:p>
+      <w:pPr>
+        <w:spacing w:lineRule="auto"/>
+      </w:pPr>
+      <w:r>
+        <w:rPr/>
+        <w:t xml:space="preserve">Artists and organisers can browse open campaign briefs, filtered by </w:t>
+      </w:r>
+      <w:r>
+        <w:rPr>
+          <w:b/>
+        </w:rPr>
+        <w:t xml:space="preserve">brand or keyword, location, category and minimum budget</w:t>
+      </w:r>
+      <w:r>
+        <w:rPr/>
+        <w:t xml:space="preserve">. Sponsor contact details are deliberately withheld from this view — the team brokers the introduction.</w:t>
+      </w:r>
+    </w:p>
+    <w:p>
+      <w:pPr>
+        <w:spacing w:lineRule="auto"/>
+      </w:pPr>
+      <w:r>
+        <w:rPr/>
+        <w:drawing>
+          <wp:inline distB="0" distL="0" distR="0" distT="0">
+            <wp:extent cx="6502400" cy="4820920"/>
+            <wp:effectExtent b="0" l="0" r="0" t="0"/>
+            <wp:docPr id="25" name="image-_IvrdzPyYKpkVG-3YTtVD.png"/>
+            <a:graphic>
+              <a:graphicData uri="http://schemas.openxmlformats.org/drawingml/2006/picture">
+                <pic:pic>
+                  <pic:nvPicPr>
+                    <pic:cNvPr id="25" name="image-_IvrdzPyYKpkVG-3YTtVD.png" descr="Discover campaigns"/>
+                    <pic:cNvPicPr/>
+                  </pic:nvPicPr>
+                  <pic:blipFill>
+                    <a:blip r:embed="rId32" cstate="print"/>
+                    <a:srcRect b="0" l="0" r="0" t="0"/>
+                    <a:stretch>
+                      <a:fillRect/>
+                    </a:stretch>
+                  </pic:blipFill>
+                  <pic:spPr>
+                    <a:xfrm>
+                      <a:off x="0" y="0"/>
+                      <a:ext cx="6502400" cy="4820920"/>
+                    </a:xfrm>
+                    <a:prstGeom prst="rect"/>
+                  </pic:spPr>
+                </pic:pic>
+              </a:graphicData>
+            </a:graphic>
+          </wp:inline>
+        </w:drawing>
+      </w:r>
+    </w:p>
+    <w:p>
+      <w:pPr>
+        <w:pStyle w:val="Heading3"/>
+        <w:spacing w:lineRule="auto"/>
+      </w:pPr>
+      <w:r>
+        <w:rPr/>
         <w:t xml:space="preserve">A-MSG-01 — Split threads, attachments, details in a new tab — </w:t>
       </w:r>
       <w:r>
@@ -3154,16 +3187,16 @@
           <wp:inline distB="0" distL="0" distR="0" distT="0">
             <wp:extent cx="6502400" cy="3657600"/>
             <wp:effectExtent b="0" l="0" r="0" t="0"/>
-            <wp:docPr id="25" name="image-zS_1Z7cMY1IbglEaMzQvf.png"/>
+            <wp:docPr id="26" name="image-ZeflDEe3xdyXaNCbsVYXa.png"/>
             <a:graphic>
               <a:graphicData uri="http://schemas.openxmlformats.org/drawingml/2006/picture">
                 <pic:pic>
                   <pic:nvPicPr>
-                    <pic:cNvPr id="25" name="image-zS_1Z7cMY1IbglEaMzQvf.png" descr="Artist messages"/>
+                    <pic:cNvPr id="26" name="image-ZeflDEe3xdyXaNCbsVYXa.png" descr="Artist messages"/>
                     <pic:cNvPicPr/>
                   </pic:nvPicPr>
                   <pic:blipFill>
-                    <a:blip r:embed="rId32" cstate="print"/>
+                    <a:blip r:embed="rId33" cstate="print"/>
                     <a:srcRect b="0" l="0" r="0" t="0"/>
                     <a:stretch>
                       <a:fillRect/>
@@ -3207,7 +3240,7 @@
         <w:rPr/>
         <w:t xml:space="preserve">Same as </w:t>
       </w:r>
-      <w:hyperlink r:id="rId33">
+      <w:hyperlink r:id="rId34">
         <w:r>
           <w:rPr>
             <w:rStyle w:val="Hyperlink"/>
@@ -3255,16 +3288,16 @@
           <wp:inline distB="0" distL="0" distR="0" distT="0">
             <wp:extent cx="6502400" cy="7635240"/>
             <wp:effectExtent b="0" l="0" r="0" t="0"/>
-            <wp:docPr id="26" name="image-E4xg54AHOcQoK24xK7eqo.png"/>
+            <wp:docPr id="27" name="image-Z9MMeG6bUkpEFqePafsU7.png"/>
             <a:graphic>
               <a:graphicData uri="http://schemas.openxmlformats.org/drawingml/2006/picture">
                 <pic:pic>
                   <pic:nvPicPr>
-                    <pic:cNvPr id="26" name="image-E4xg54AHOcQoK24xK7eqo.png" descr="Artist repository"/>
+                    <pic:cNvPr id="27" name="image-Z9MMeG6bUkpEFqePafsU7.png" descr="Artist repository"/>
                     <pic:cNvPicPr/>
                   </pic:nvPicPr>
                   <pic:blipFill>
-                    <a:blip r:embed="rId34" cstate="print"/>
+                    <a:blip r:embed="rId35" cstate="print"/>
                     <a:srcRect b="0" l="0" r="0" t="0"/>
                     <a:stretch>
                       <a:fillRect/>
@@ -3306,7 +3339,7 @@
         <w:rPr/>
         <w:t xml:space="preserve">Not a point from the Artist notes, included for completeness: the image upload fix described in </w:t>
       </w:r>
-      <w:hyperlink r:id="rId35">
+      <w:hyperlink r:id="rId36">
         <w:r>
           <w:rPr>
             <w:rStyle w:val="Hyperlink"/>
@@ -3329,16 +3362,16 @@
           <wp:inline distB="0" distL="0" distR="0" distT="0">
             <wp:extent cx="6502400" cy="3657600"/>
             <wp:effectExtent b="0" l="0" r="0" t="0"/>
-            <wp:docPr id="27" name="image-G0PJQSgLqXI6HtB8gfFds.png"/>
+            <wp:docPr id="28" name="image-hFgRxuaswfmEfquCPFLLN.png"/>
             <a:graphic>
               <a:graphicData uri="http://schemas.openxmlformats.org/drawingml/2006/picture">
                 <pic:pic>
                   <pic:nvPicPr>
-                    <pic:cNvPr id="27" name="image-G0PJQSgLqXI6HtB8gfFds.png" descr="Artist profile images saved"/>
+                    <pic:cNvPr id="28" name="image-hFgRxuaswfmEfquCPFLLN.png" descr="Artist profile images saved"/>
                     <pic:cNvPicPr/>
                   </pic:nvPicPr>
                   <pic:blipFill>
-                    <a:blip r:embed="rId36" cstate="print"/>
+                    <a:blip r:embed="rId37" cstate="print"/>
                     <a:srcRect b="0" l="0" r="0" t="0"/>
                     <a:stretch>
                       <a:fillRect/>
@@ -4266,6 +4299,458 @@
       <w:r>
         <w:rPr/>
         <w:t xml:space="preserve">One further item surfaced during testing, not raised in the notes: creating a sponsorship does not mark the underlying event listing as taken, so it continues to be advertised as available. The Discover tiles now make the true state visible, but changing the listing's own status would be the more complete fix. We would recommend it.</w:t>
+      </w:r>
+    </w:p>
+    <w:p>
+      <w:pPr>
+        <w:pStyle w:val="Heading3"/>
+        <w:spacing w:lineRule="auto"/>
+      </w:pPr>
+      <w:r>
+        <w:rPr/>
+        <w:t xml:space="preserve">Also resolved since this review — from the 27 July standup</w:t>
+      </w:r>
+    </w:p>
+    <w:tbl>
+      <w:tblPr>
+        <w:tblBorders>
+          <w:top w:val="single" w:sz="2" w:space="0" w:color="000000"/>
+          <w:bottom w:val="single" w:sz="2" w:space="0" w:color="000000"/>
+          <w:left w:val="single" w:sz="2" w:space="0" w:color="000000"/>
+          <w:right w:val="single" w:sz="2" w:space="0" w:color="000000"/>
+        </w:tblBorders>
+        <w:tblCellSpacing w:w="0" w:type="dxa"/>
+        <w:tblCellMar>
+          <w:top w:type="dxa" w:w="80"/>
+          <w:bottom w:type="dxa" w:w="80"/>
+          <w:left w:type="dxa" w:w="160"/>
+          <w:right w:type="dxa" w:w="160"/>
+        </w:tblCellMar>
+        <w:jc w:val="center"/>
+      </w:tblPr>
+      <w:tblGrid>
+        <w:gridCol w:w="5120"/>
+        <w:gridCol w:w="5120"/>
+      </w:tblGrid>
+      <w:tr>
+        <w:trPr/>
+        <w:tc>
+          <w:tcPr>
+            <w:tcBorders>
+              <w:top w:val="single" w:sz="1" w:space="0" w:color="000000"/>
+              <w:bottom w:val="single" w:sz="1" w:space="0" w:color="000000"/>
+              <w:left w:val="single" w:sz="1" w:space="0" w:color="000000"/>
+              <w:right w:val="single" w:sz="1" w:space="0" w:color="000000"/>
+            </w:tcBorders>
+          </w:tcPr>
+          <w:p>
+            <w:pPr>
+              <w:spacing w:lineRule="auto"/>
+            </w:pPr>
+            <w:r>
+              <w:rPr/>
+              <w:t xml:space="preserve">Item</w:t>
+            </w:r>
+          </w:p>
+        </w:tc>
+        <w:tc>
+          <w:tcPr>
+            <w:tcBorders>
+              <w:top w:val="single" w:sz="1" w:space="0" w:color="000000"/>
+              <w:bottom w:val="single" w:sz="1" w:space="0" w:color="000000"/>
+              <w:left w:val="single" w:sz="1" w:space="0" w:color="000000"/>
+              <w:right w:val="single" w:sz="1" w:space="0" w:color="000000"/>
+            </w:tcBorders>
+          </w:tcPr>
+          <w:p>
+            <w:pPr>
+              <w:spacing w:lineRule="auto"/>
+            </w:pPr>
+            <w:r>
+              <w:rPr/>
+              <w:t xml:space="preserve">Status</w:t>
+            </w:r>
+          </w:p>
+        </w:tc>
+      </w:tr>
+      <w:tblGrid>
+        <w:gridCol w:w="5120"/>
+        <w:gridCol w:w="5120"/>
+      </w:tblGrid>
+      <w:tr>
+        <w:trPr/>
+        <w:tc>
+          <w:tcPr>
+            <w:tcBorders>
+              <w:top w:val="single" w:sz="1" w:space="0" w:color="000000"/>
+              <w:bottom w:val="single" w:sz="1" w:space="0" w:color="000000"/>
+              <w:left w:val="single" w:sz="1" w:space="0" w:color="000000"/>
+              <w:right w:val="single" w:sz="1" w:space="0" w:color="000000"/>
+            </w:tcBorders>
+          </w:tcPr>
+          <w:p>
+            <w:pPr>
+              <w:spacing w:lineRule="auto"/>
+            </w:pPr>
+            <w:r>
+              <w:rPr/>
+              <w:t xml:space="preserve">Website links wouldn't save when typed without </w:t>
+            </w:r>
+          </w:p>
+          <w:p>
+            <w:pPr>
+              <w:spacing w:lineRule="auto"/>
+            </w:pPr>
+            <w:r>
+              <w:rPr>
+                <w:highlight w:val="lightGray"/>
+              </w:rPr>
+              <w:t xml:space="preserve">https://</w:t>
+            </w:r>
+          </w:p>
+        </w:tc>
+        <w:tc>
+          <w:tcPr>
+            <w:tcBorders>
+              <w:top w:val="single" w:sz="1" w:space="0" w:color="000000"/>
+              <w:bottom w:val="single" w:sz="1" w:space="0" w:color="000000"/>
+              <w:left w:val="single" w:sz="1" w:space="0" w:color="000000"/>
+              <w:right w:val="single" w:sz="1" w:space="0" w:color="000000"/>
+            </w:tcBorders>
+          </w:tcPr>
+          <w:p>
+            <w:pPr>
+              <w:spacing w:lineRule="auto"/>
+            </w:pPr>
+            <w:r>
+              <w:rPr>
+                <w:b/>
+              </w:rPr>
+              <w:t xml:space="preserve">Fixed</w:t>
+            </w:r>
+          </w:p>
+          <w:p>
+            <w:pPr>
+              <w:spacing w:lineRule="auto"/>
+            </w:pPr>
+            <w:r>
+              <w:rPr/>
+              <w:t xml:space="preserve"> — the address is completed automatically, and only a genuinely invalid link is refused, with the reason named</w:t>
+            </w:r>
+          </w:p>
+        </w:tc>
+      </w:tr>
+      <w:tr>
+        <w:trPr/>
+        <w:tc>
+          <w:tcPr>
+            <w:tcBorders>
+              <w:top w:val="single" w:sz="1" w:space="0" w:color="000000"/>
+              <w:bottom w:val="single" w:sz="1" w:space="0" w:color="000000"/>
+              <w:left w:val="single" w:sz="1" w:space="0" w:color="000000"/>
+              <w:right w:val="single" w:sz="1" w:space="0" w:color="000000"/>
+            </w:tcBorders>
+          </w:tcPr>
+          <w:p>
+            <w:pPr>
+              <w:spacing w:lineRule="auto"/>
+            </w:pPr>
+            <w:r>
+              <w:rPr/>
+              <w:t xml:space="preserve">Artist name not populating on the sponsored-event form</w:t>
+            </w:r>
+          </w:p>
+        </w:tc>
+        <w:tc>
+          <w:tcPr>
+            <w:tcBorders>
+              <w:top w:val="single" w:sz="1" w:space="0" w:color="000000"/>
+              <w:bottom w:val="single" w:sz="1" w:space="0" w:color="000000"/>
+              <w:left w:val="single" w:sz="1" w:space="0" w:color="000000"/>
+              <w:right w:val="single" w:sz="1" w:space="0" w:color="000000"/>
+            </w:tcBorders>
+          </w:tcPr>
+          <w:p>
+            <w:pPr>
+              <w:spacing w:lineRule="auto"/>
+            </w:pPr>
+            <w:r>
+              <w:rPr>
+                <w:b/>
+              </w:rPr>
+              <w:t xml:space="preserve">Fixed</w:t>
+            </w:r>
+          </w:p>
+          <w:p>
+            <w:pPr>
+              <w:spacing w:lineRule="auto"/>
+            </w:pPr>
+            <w:r>
+              <w:rPr/>
+              <w:t xml:space="preserve"> — see </w:t>
+            </w:r>
+          </w:p>
+          <w:p>
+            <w:pPr>
+              <w:spacing w:lineRule="auto"/>
+            </w:pPr>
+            <w:hyperlink r:id="rId38">
+              <w:r>
+                <w:rPr>
+                  <w:rStyle w:val="Hyperlink"/>
+                </w:rPr>
+                <w:t xml:space="preserve">B-SPON-01</w:t>
+              </w:r>
+            </w:hyperlink>
+          </w:p>
+        </w:tc>
+      </w:tr>
+      <w:tr>
+        <w:trPr/>
+        <w:tc>
+          <w:tcPr>
+            <w:tcBorders>
+              <w:top w:val="single" w:sz="1" w:space="0" w:color="000000"/>
+              <w:bottom w:val="single" w:sz="1" w:space="0" w:color="000000"/>
+              <w:left w:val="single" w:sz="1" w:space="0" w:color="000000"/>
+              <w:right w:val="single" w:sz="1" w:space="0" w:color="000000"/>
+            </w:tcBorders>
+          </w:tcPr>
+          <w:p>
+            <w:pPr>
+              <w:spacing w:lineRule="auto"/>
+            </w:pPr>
+            <w:r>
+              <w:rPr/>
+              <w:t xml:space="preserve">"Register interest" gave no lasting feedback</w:t>
+            </w:r>
+          </w:p>
+        </w:tc>
+        <w:tc>
+          <w:tcPr>
+            <w:tcBorders>
+              <w:top w:val="single" w:sz="1" w:space="0" w:color="000000"/>
+              <w:bottom w:val="single" w:sz="1" w:space="0" w:color="000000"/>
+              <w:left w:val="single" w:sz="1" w:space="0" w:color="000000"/>
+              <w:right w:val="single" w:sz="1" w:space="0" w:color="000000"/>
+            </w:tcBorders>
+          </w:tcPr>
+          <w:p>
+            <w:pPr>
+              <w:spacing w:lineRule="auto"/>
+            </w:pPr>
+            <w:r>
+              <w:rPr>
+                <w:b/>
+              </w:rPr>
+              <w:t xml:space="preserve">Fixed</w:t>
+            </w:r>
+          </w:p>
+          <w:p>
+            <w:pPr>
+              <w:spacing w:lineRule="auto"/>
+            </w:pPr>
+            <w:r>
+              <w:rPr/>
+              <w:t xml:space="preserve"> — the interest is now recorded and the card shows a standing "✓ Interest sent" with the date</w:t>
+            </w:r>
+          </w:p>
+        </w:tc>
+      </w:tr>
+      <w:tr>
+        <w:trPr/>
+        <w:tc>
+          <w:tcPr>
+            <w:tcBorders>
+              <w:top w:val="single" w:sz="1" w:space="0" w:color="000000"/>
+              <w:bottom w:val="single" w:sz="1" w:space="0" w:color="000000"/>
+              <w:left w:val="single" w:sz="1" w:space="0" w:color="000000"/>
+              <w:right w:val="single" w:sz="1" w:space="0" w:color="000000"/>
+            </w:tcBorders>
+          </w:tcPr>
+          <w:p>
+            <w:pPr>
+              <w:spacing w:lineRule="auto"/>
+            </w:pPr>
+            <w:r>
+              <w:rPr/>
+              <w:t xml:space="preserve">Artists could not create sponsored events</w:t>
+            </w:r>
+          </w:p>
+        </w:tc>
+        <w:tc>
+          <w:tcPr>
+            <w:tcBorders>
+              <w:top w:val="single" w:sz="1" w:space="0" w:color="000000"/>
+              <w:bottom w:val="single" w:sz="1" w:space="0" w:color="000000"/>
+              <w:left w:val="single" w:sz="1" w:space="0" w:color="000000"/>
+              <w:right w:val="single" w:sz="1" w:space="0" w:color="000000"/>
+            </w:tcBorders>
+          </w:tcPr>
+          <w:p>
+            <w:pPr>
+              <w:spacing w:lineRule="auto"/>
+            </w:pPr>
+            <w:r>
+              <w:rPr>
+                <w:b/>
+              </w:rPr>
+              <w:t xml:space="preserve">Built</w:t>
+            </w:r>
+          </w:p>
+          <w:p>
+            <w:pPr>
+              <w:spacing w:lineRule="auto"/>
+            </w:pPr>
+            <w:r>
+              <w:rPr/>
+              <w:t xml:space="preserve"> — see </w:t>
+            </w:r>
+          </w:p>
+          <w:p>
+            <w:pPr>
+              <w:spacing w:lineRule="auto"/>
+            </w:pPr>
+            <w:hyperlink r:id="rId39">
+              <w:r>
+                <w:rPr>
+                  <w:rStyle w:val="Hyperlink"/>
+                </w:rPr>
+                <w:t xml:space="preserve">A-SPON-01</w:t>
+              </w:r>
+            </w:hyperlink>
+          </w:p>
+        </w:tc>
+      </w:tr>
+      <w:tr>
+        <w:trPr/>
+        <w:tc>
+          <w:tcPr>
+            <w:tcBorders>
+              <w:top w:val="single" w:sz="1" w:space="0" w:color="000000"/>
+              <w:bottom w:val="single" w:sz="1" w:space="0" w:color="000000"/>
+              <w:left w:val="single" w:sz="1" w:space="0" w:color="000000"/>
+              <w:right w:val="single" w:sz="1" w:space="0" w:color="000000"/>
+            </w:tcBorders>
+          </w:tcPr>
+          <w:p>
+            <w:pPr>
+              <w:spacing w:lineRule="auto"/>
+            </w:pPr>
+            <w:r>
+              <w:rPr/>
+              <w:t xml:space="preserve">Event timelines carried no time zone</w:t>
+            </w:r>
+          </w:p>
+        </w:tc>
+        <w:tc>
+          <w:tcPr>
+            <w:tcBorders>
+              <w:top w:val="single" w:sz="1" w:space="0" w:color="000000"/>
+              <w:bottom w:val="single" w:sz="1" w:space="0" w:color="000000"/>
+              <w:left w:val="single" w:sz="1" w:space="0" w:color="000000"/>
+              <w:right w:val="single" w:sz="1" w:space="0" w:color="000000"/>
+            </w:tcBorders>
+          </w:tcPr>
+          <w:p>
+            <w:pPr>
+              <w:spacing w:lineRule="auto"/>
+            </w:pPr>
+            <w:r>
+              <w:rPr>
+                <w:b/>
+              </w:rPr>
+              <w:t xml:space="preserve">Built</w:t>
+            </w:r>
+          </w:p>
+          <w:p>
+            <w:pPr>
+              <w:spacing w:lineRule="auto"/>
+            </w:pPr>
+            <w:r>
+              <w:rPr/>
+              <w:t xml:space="preserve"> — events now take a start time and a time zone, shown as e.g. </w:t>
+            </w:r>
+          </w:p>
+          <w:p>
+            <w:pPr>
+              <w:spacing w:lineRule="auto"/>
+            </w:pPr>
+            <w:r>
+              <w:rPr/>
+              <w:t xml:space="preserve">13 Aug 2026, 19:30 BST</w:t>
+            </w:r>
+          </w:p>
+          <w:p>
+            <w:pPr>
+              <w:spacing w:lineRule="auto"/>
+            </w:pPr>
+            <w:r>
+              <w:rPr/>
+              <w:t xml:space="preserve">. The GMT/BST switch is applied from the event's own date, so a December event reads GMT with nothing to configure</w:t>
+            </w:r>
+          </w:p>
+        </w:tc>
+      </w:tr>
+      <w:tr>
+        <w:trPr/>
+        <w:tc>
+          <w:tcPr>
+            <w:tcBorders>
+              <w:top w:val="single" w:sz="1" w:space="0" w:color="000000"/>
+              <w:bottom w:val="single" w:sz="1" w:space="0" w:color="000000"/>
+              <w:left w:val="single" w:sz="1" w:space="0" w:color="000000"/>
+              <w:right w:val="single" w:sz="1" w:space="0" w:color="000000"/>
+            </w:tcBorders>
+          </w:tcPr>
+          <w:p>
+            <w:pPr>
+              <w:spacing w:lineRule="auto"/>
+            </w:pPr>
+            <w:r>
+              <w:rPr/>
+              <w:t xml:space="preserve">Profile icons weren't clickable</w:t>
+            </w:r>
+          </w:p>
+        </w:tc>
+        <w:tc>
+          <w:tcPr>
+            <w:tcBorders>
+              <w:top w:val="single" w:sz="1" w:space="0" w:color="000000"/>
+              <w:bottom w:val="single" w:sz="1" w:space="0" w:color="000000"/>
+              <w:left w:val="single" w:sz="1" w:space="0" w:color="000000"/>
+              <w:right w:val="single" w:sz="1" w:space="0" w:color="000000"/>
+            </w:tcBorders>
+          </w:tcPr>
+          <w:p>
+            <w:pPr>
+              <w:spacing w:lineRule="auto"/>
+            </w:pPr>
+            <w:r>
+              <w:rPr>
+                <w:b/>
+              </w:rPr>
+              <w:t xml:space="preserve">Fixed</w:t>
+            </w:r>
+          </w:p>
+          <w:p>
+            <w:pPr>
+              <w:spacing w:lineRule="auto"/>
+            </w:pPr>
+            <w:r>
+              <w:rPr/>
+              <w:t xml:space="preserve"> — the workspace icon opens the public profile</w:t>
+            </w:r>
+          </w:p>
+        </w:tc>
+      </w:tr>
+    </w:tbl>
+    <w:p>
+      <w:pPr>
+        <w:spacing w:lineRule="auto"/>
+      </w:pPr>
+      <w:r>
+        <w:rPr/>
       </w:r>
     </w:p>
     <w:p>
